--- a/journal_submission/title_page_cnp.docx
+++ b/journal_submission/title_page_cnp.docx
@@ -154,7 +154,7 @@
     </w:p>
     <w:p>
       <w:r>
-        <w:t>Abstract: 249 words</w:t>
+        <w:t>Abstract: 231 words</w:t>
       </w:r>
     </w:p>
     <w:p>
